--- a/downloads/Trainory_Incident_Response_Plan.docx
+++ b/downloads/Trainory_Incident_Response_Plan.docx
@@ -524,7 +524,9 @@
             <w:pPr>
               <w:spacing w:after="0" w:line="240" w:lineRule="auto"/>
             </w:pPr>
-            <w:r/>
+            <w:r>
+              <w:t>Draft for review</w:t>
+            </w:r>
             <w:r>
               <w:rPr>
                 <w:rFonts w:ascii="Calibri" w:hAnsi="Calibri"/>
@@ -533,7 +535,6 @@
                 <w:color w:val="111111"/>
                 <w:sz w:val="21"/>
               </w:rPr>
-              <w:t>Portfolio draft - fictional company</w:t>
             </w:r>
           </w:p>
         </w:tc>
@@ -553,7 +554,7 @@
           <w:color w:val="111111"/>
           <w:sz w:val="22"/>
         </w:rPr>
-        <w:t>Portfolio disclaimer: Trainory is a fictional organization. This plan is an educational portfolio artifact and does not represent legal advice, certification, or an actual incident-response engagement.</w:t>
+        <w:t>Case study note: Trainory is a fictional organization. This plan does not represent legal advice, certification, or an actual incident-response engagement.</w:t>
       </w:r>
     </w:p>
     <w:p>
@@ -4476,7 +4477,7 @@
         <w:color w:val="5B6573"/>
         <w:sz w:val="16"/>
       </w:rPr>
-      <w:t>Incident Response Plan  |  Fictional portfolio company</w:t>
+      <w:t>Incident Response Plan  |  Trainory case study</w:t>
     </w:r>
   </w:p>
 </w:ftr>
